--- a/zht/docx/087.content.docx
+++ b/zht/docx/087.content.docx
@@ -150,26 +150,6 @@
           <w:lang w:val="zh_TW" w:bidi="zh_TW"/>
         </w:rPr>
         <w:t>wen</w:t>
-      </w:r>
-      <w:r>
-        <w:rPr>
-          <w:lang w:val="zh_TW" w:bidi="zh_TW"/>
-        </w:rPr>
-      </w:r>
-    </w:p>
-    <w:p>
-      <w:pPr/>
-      <w:r>
-        <w:rPr>
-          <w:lang w:val="zh_TW" w:bidi="zh_TW"/>
-        </w:rPr>
-      </w:r>
-      <w:r>
-        <w:rPr>
-          <w:i/>
-          <w:lang w:val="zh_TW" w:bidi="zh_TW"/>
-        </w:rPr>
-        <w:t>文化的崩潰, 問題和懷疑</w:t>
       </w:r>
       <w:r>
         <w:rPr>

--- a/zht/docx/087.content.docx
+++ b/zht/docx/087.content.docx
@@ -19,7 +19,7 @@
         <w:rPr>
           <w:lang w:val="zh_TW" w:bidi="zh_TW"/>
         </w:rPr>
-        <w:t>Resource: Study Notes - Themes (Tyndale)</w:t>
+        <w:t>Resource: Tyndale Open Study Notes</w:t>
       </w:r>
       <w:r>
         <w:rPr>
@@ -112,7 +112,7 @@
         <w:rPr>
           <w:lang w:val="zh_TW" w:bidi="zh_TW"/>
         </w:rPr>
-        <w:t>Study Notes - Themes (Tyndale)</w:t>
+        <w:t>Tyndale Open Study Notes</w:t>
       </w:r>
     </w:p>
     <w:p>

--- a/zht/docx/087.content.docx
+++ b/zht/docx/087.content.docx
@@ -19,7 +19,7 @@
         <w:rPr>
           <w:lang w:val="zh_TW" w:bidi="zh_TW"/>
         </w:rPr>
-        <w:t>Resource: Tyndale Open Study Notes</w:t>
+        <w:t>Resource: Aquifer Open Study Notes (Themes)</w:t>
       </w:r>
       <w:r>
         <w:rPr>
@@ -112,7 +112,7 @@
         <w:rPr>
           <w:lang w:val="zh_TW" w:bidi="zh_TW"/>
         </w:rPr>
-        <w:t>Tyndale Open Study Notes</w:t>
+        <w:t>Aquifer Open Study Notes (Themes)</w:t>
       </w:r>
     </w:p>
     <w:p>

--- a/zht/docx/087.content.docx
+++ b/zht/docx/087.content.docx
@@ -303,174 +303,114 @@
         </w:rPr>
         <w:t>神藉著耶利米強烈譴責猶大敬拜巴力（</w:t>
       </w:r>
-      <w:hyperlink r:id="rId13">
-        <w:r>
-          <w:rPr>
-            <w:lang w:val="zh_TW" w:bidi="zh_TW"/>
-          </w:rPr>
-          <w:rPr>
-            <w:color w:val="0000EE"/>
-            <w:u w:val="single"/>
-          </w:rPr>
-          <w:t>耶2:8，</w:t>
-        </w:r>
-      </w:hyperlink>
-      <w:hyperlink r:id="rId14">
-        <w:r>
-          <w:rPr>
-            <w:lang w:val="zh_TW" w:bidi="zh_TW"/>
-          </w:rPr>
-          <w:rPr>
-            <w:color w:val="0000EE"/>
-            <w:u w:val="single"/>
-          </w:rPr>
-          <w:t>7:9</w:t>
-        </w:r>
-      </w:hyperlink>
+      <w:r>
+        <w:rPr>
+          <w:lang w:val="zh_TW" w:bidi="zh_TW"/>
+        </w:rPr>
+        <w:t>耶2:8，</w:t>
+      </w:r>
+      <w:r>
+        <w:rPr>
+          <w:lang w:val="zh_TW" w:bidi="zh_TW"/>
+        </w:rPr>
+        <w:t>7:9</w:t>
+      </w:r>
       <w:r>
         <w:rPr>
           <w:lang w:val="zh_TW" w:bidi="zh_TW"/>
         </w:rPr>
         <w:t>，</w:t>
       </w:r>
-      <w:hyperlink r:id="rId15">
-        <w:r>
-          <w:rPr>
-            <w:lang w:val="zh_TW" w:bidi="zh_TW"/>
-          </w:rPr>
-          <w:rPr>
-            <w:color w:val="0000EE"/>
-            <w:u w:val="single"/>
-          </w:rPr>
-          <w:t>11:13</w:t>
-        </w:r>
-      </w:hyperlink>
+      <w:r>
+        <w:rPr>
+          <w:lang w:val="zh_TW" w:bidi="zh_TW"/>
+        </w:rPr>
+        <w:t>11:13</w:t>
+      </w:r>
       <w:r>
         <w:rPr>
           <w:lang w:val="zh_TW" w:bidi="zh_TW"/>
         </w:rPr>
         <w:t>、</w:t>
       </w:r>
-      <w:hyperlink r:id="rId16">
-        <w:r>
-          <w:rPr>
-            <w:lang w:val="zh_TW" w:bidi="zh_TW"/>
-          </w:rPr>
-          <w:rPr>
-            <w:color w:val="0000EE"/>
-            <w:u w:val="single"/>
-          </w:rPr>
-          <w:t>17</w:t>
-        </w:r>
-      </w:hyperlink>
+      <w:r>
+        <w:rPr>
+          <w:lang w:val="zh_TW" w:bidi="zh_TW"/>
+        </w:rPr>
+        <w:t>17</w:t>
+      </w:r>
       <w:r>
         <w:rPr>
           <w:lang w:val="zh_TW" w:bidi="zh_TW"/>
         </w:rPr>
         <w:t>，</w:t>
       </w:r>
-      <w:hyperlink r:id="rId17">
-        <w:r>
-          <w:rPr>
-            <w:lang w:val="zh_TW" w:bidi="zh_TW"/>
-          </w:rPr>
-          <w:rPr>
-            <w:color w:val="0000EE"/>
-            <w:u w:val="single"/>
-          </w:rPr>
-          <w:t>12:16</w:t>
-        </w:r>
-      </w:hyperlink>
+      <w:r>
+        <w:rPr>
+          <w:lang w:val="zh_TW" w:bidi="zh_TW"/>
+        </w:rPr>
+        <w:t>12:16</w:t>
+      </w:r>
       <w:r>
         <w:rPr>
           <w:lang w:val="zh_TW" w:bidi="zh_TW"/>
         </w:rPr>
         <w:t>，</w:t>
       </w:r>
-      <w:hyperlink r:id="rId18">
-        <w:r>
-          <w:rPr>
-            <w:lang w:val="zh_TW" w:bidi="zh_TW"/>
-          </w:rPr>
-          <w:rPr>
-            <w:color w:val="0000EE"/>
-            <w:u w:val="single"/>
-          </w:rPr>
-          <w:t>19:5</w:t>
-        </w:r>
-      </w:hyperlink>
+      <w:r>
+        <w:rPr>
+          <w:lang w:val="zh_TW" w:bidi="zh_TW"/>
+        </w:rPr>
+        <w:t>19:5</w:t>
+      </w:r>
       <w:r>
         <w:rPr>
           <w:lang w:val="zh_TW" w:bidi="zh_TW"/>
         </w:rPr>
         <w:t>，</w:t>
       </w:r>
-      <w:hyperlink r:id="rId19">
-        <w:r>
-          <w:rPr>
-            <w:lang w:val="zh_TW" w:bidi="zh_TW"/>
-          </w:rPr>
-          <w:rPr>
-            <w:color w:val="0000EE"/>
-            <w:u w:val="single"/>
-          </w:rPr>
-          <w:t>23:13</w:t>
-        </w:r>
-      </w:hyperlink>
+      <w:r>
+        <w:rPr>
+          <w:lang w:val="zh_TW" w:bidi="zh_TW"/>
+        </w:rPr>
+        <w:t>23:13</w:t>
+      </w:r>
       <w:r>
         <w:rPr>
           <w:lang w:val="zh_TW" w:bidi="zh_TW"/>
         </w:rPr>
         <w:t>、</w:t>
       </w:r>
-      <w:hyperlink r:id="rId20">
-        <w:r>
-          <w:rPr>
-            <w:lang w:val="zh_TW" w:bidi="zh_TW"/>
-          </w:rPr>
-          <w:rPr>
-            <w:color w:val="0000EE"/>
-            <w:u w:val="single"/>
-          </w:rPr>
-          <w:t>27</w:t>
-        </w:r>
-      </w:hyperlink>
+      <w:r>
+        <w:rPr>
+          <w:lang w:val="zh_TW" w:bidi="zh_TW"/>
+        </w:rPr>
+        <w:t>27</w:t>
+      </w:r>
       <w:r>
         <w:rPr>
           <w:lang w:val="zh_TW" w:bidi="zh_TW"/>
         </w:rPr>
         <w:t>，</w:t>
       </w:r>
-      <w:hyperlink r:id="rId21">
-        <w:r>
-          <w:rPr>
-            <w:lang w:val="zh_TW" w:bidi="zh_TW"/>
-          </w:rPr>
-          <w:rPr>
-            <w:color w:val="0000EE"/>
-            <w:u w:val="single"/>
-          </w:rPr>
-          <w:t>32:29</w:t>
-        </w:r>
-      </w:hyperlink>
+      <w:r>
+        <w:rPr>
+          <w:lang w:val="zh_TW" w:bidi="zh_TW"/>
+        </w:rPr>
+        <w:t>32:29</w:t>
+      </w:r>
       <w:r>
         <w:rPr>
           <w:lang w:val="zh_TW" w:bidi="zh_TW"/>
         </w:rPr>
         <w:t>、</w:t>
       </w:r>
-      <w:hyperlink r:id="rId22">
-        <w:r>
-          <w:rPr>
-            <w:lang w:val="zh_TW" w:bidi="zh_TW"/>
-          </w:rPr>
-          <w:rPr>
-            <w:color w:val="0000EE"/>
-            <w:u w:val="single"/>
-          </w:rPr>
-          <w:t>35</w:t>
-        </w:r>
-      </w:hyperlink>
+      <w:r>
+        <w:rPr>
+          <w:lang w:val="zh_TW" w:bidi="zh_TW"/>
+        </w:rPr>
+        <w:t>35</w:t>
+      </w:r>
       <w:r>
         <w:rPr>
           <w:lang w:val="zh_TW" w:bidi="zh_TW"/>
@@ -491,18 +431,12 @@
         </w:rPr>
         <w:t>然而，猶大百姓卻仍期待神施行神蹟，擊退巴比倫軍隊。他們以為聖殿能奇蹟般保護他們，卻不知神厭惡他們在聖殿中所行的事。這不但沒有保護他們，反而加速他們的滅亡（</w:t>
       </w:r>
-      <w:hyperlink r:id="rId23">
-        <w:r>
-          <w:rPr>
-            <w:lang w:val="zh_TW" w:bidi="zh_TW"/>
-          </w:rPr>
-          <w:rPr>
-            <w:color w:val="0000EE"/>
-            <w:u w:val="single"/>
-          </w:rPr>
-          <w:t>耶7:4–15</w:t>
-        </w:r>
-      </w:hyperlink>
+      <w:r>
+        <w:rPr>
+          <w:lang w:val="zh_TW" w:bidi="zh_TW"/>
+        </w:rPr>
+        <w:t>耶7:4–15</w:t>
+      </w:r>
       <w:r>
         <w:rPr>
           <w:lang w:val="zh_TW" w:bidi="zh_TW"/>
@@ -532,180 +466,120 @@
           <w:lang w:val="zh_TW" w:bidi="zh_TW"/>
         </w:rPr>
       </w:r>
-      <w:hyperlink r:id="rId24">
-        <w:r>
-          <w:rPr>
-            <w:lang w:val="zh_TW" w:bidi="zh_TW"/>
-          </w:rPr>
-          <w:rPr>
-            <w:color w:val="0000EE"/>
-            <w:u w:val="single"/>
-          </w:rPr>
-          <w:t>書1:1–9</w:t>
-        </w:r>
-      </w:hyperlink>
+      <w:r>
+        <w:rPr>
+          <w:lang w:val="zh_TW" w:bidi="zh_TW"/>
+        </w:rPr>
+        <w:t>書1:1–9</w:t>
+      </w:r>
       <w:r>
         <w:rPr>
           <w:lang w:val="zh_TW" w:bidi="zh_TW"/>
         </w:rPr>
         <w:t>，</w:t>
       </w:r>
-      <w:hyperlink r:id="rId25">
-        <w:r>
-          <w:rPr>
-            <w:lang w:val="zh_TW" w:bidi="zh_TW"/>
-          </w:rPr>
-          <w:rPr>
-            <w:color w:val="0000EE"/>
-            <w:u w:val="single"/>
-          </w:rPr>
-          <w:t>11:16–23</w:t>
-        </w:r>
-      </w:hyperlink>
+      <w:r>
+        <w:rPr>
+          <w:lang w:val="zh_TW" w:bidi="zh_TW"/>
+        </w:rPr>
+        <w:t>11:16–23</w:t>
+      </w:r>
       <w:r>
         <w:rPr>
           <w:lang w:val="zh_TW" w:bidi="zh_TW"/>
         </w:rPr>
         <w:t>；</w:t>
       </w:r>
-      <w:hyperlink r:id="rId26">
-        <w:r>
-          <w:rPr>
-            <w:lang w:val="zh_TW" w:bidi="zh_TW"/>
-          </w:rPr>
-          <w:rPr>
-            <w:color w:val="0000EE"/>
-            <w:u w:val="single"/>
-          </w:rPr>
-          <w:t>撒上4:1–22</w:t>
-        </w:r>
-      </w:hyperlink>
+      <w:r>
+        <w:rPr>
+          <w:lang w:val="zh_TW" w:bidi="zh_TW"/>
+        </w:rPr>
+        <w:t>撒上4:1–22</w:t>
+      </w:r>
       <w:r>
         <w:rPr>
           <w:lang w:val="zh_TW" w:bidi="zh_TW"/>
         </w:rPr>
         <w:t>；</w:t>
       </w:r>
-      <w:hyperlink r:id="rId27">
-        <w:r>
-          <w:rPr>
-            <w:lang w:val="zh_TW" w:bidi="zh_TW"/>
-          </w:rPr>
-          <w:rPr>
-            <w:color w:val="0000EE"/>
-            <w:u w:val="single"/>
-          </w:rPr>
-          <w:t>王下17:6–18</w:t>
-        </w:r>
-      </w:hyperlink>
+      <w:r>
+        <w:rPr>
+          <w:lang w:val="zh_TW" w:bidi="zh_TW"/>
+        </w:rPr>
+        <w:t>王下17:6–18</w:t>
+      </w:r>
       <w:r>
         <w:rPr>
           <w:lang w:val="zh_TW" w:bidi="zh_TW"/>
         </w:rPr>
         <w:t>，</w:t>
       </w:r>
-      <w:hyperlink r:id="rId28">
-        <w:r>
-          <w:rPr>
-            <w:lang w:val="zh_TW" w:bidi="zh_TW"/>
-          </w:rPr>
-          <w:rPr>
-            <w:color w:val="0000EE"/>
-            <w:u w:val="single"/>
-          </w:rPr>
-          <w:t>23:1–25:30</w:t>
-        </w:r>
-      </w:hyperlink>
+      <w:r>
+        <w:rPr>
+          <w:lang w:val="zh_TW" w:bidi="zh_TW"/>
+        </w:rPr>
+        <w:t>23:1–25:30</w:t>
+      </w:r>
       <w:r>
         <w:rPr>
           <w:lang w:val="zh_TW" w:bidi="zh_TW"/>
         </w:rPr>
         <w:t>；</w:t>
       </w:r>
-      <w:hyperlink r:id="rId23">
-        <w:r>
-          <w:rPr>
-            <w:lang w:val="zh_TW" w:bidi="zh_TW"/>
-          </w:rPr>
-          <w:rPr>
-            <w:color w:val="0000EE"/>
-            <w:u w:val="single"/>
-          </w:rPr>
-          <w:t>耶7:4–15</w:t>
-        </w:r>
-      </w:hyperlink>
+      <w:r>
+        <w:rPr>
+          <w:lang w:val="zh_TW" w:bidi="zh_TW"/>
+        </w:rPr>
+        <w:t>耶7:4–15</w:t>
+      </w:r>
       <w:r>
         <w:rPr>
           <w:lang w:val="zh_TW" w:bidi="zh_TW"/>
         </w:rPr>
         <w:t>，</w:t>
       </w:r>
-      <w:hyperlink r:id="rId29">
-        <w:r>
-          <w:rPr>
-            <w:lang w:val="zh_TW" w:bidi="zh_TW"/>
-          </w:rPr>
-          <w:rPr>
-            <w:color w:val="0000EE"/>
-            <w:u w:val="single"/>
-          </w:rPr>
-          <w:t>19:1–7</w:t>
-        </w:r>
-      </w:hyperlink>
+      <w:r>
+        <w:rPr>
+          <w:lang w:val="zh_TW" w:bidi="zh_TW"/>
+        </w:rPr>
+        <w:t>19:1–7</w:t>
+      </w:r>
       <w:r>
         <w:rPr>
           <w:lang w:val="zh_TW" w:bidi="zh_TW"/>
         </w:rPr>
         <w:t>，</w:t>
       </w:r>
-      <w:hyperlink r:id="rId30">
-        <w:r>
-          <w:rPr>
-            <w:lang w:val="zh_TW" w:bidi="zh_TW"/>
-          </w:rPr>
-          <w:rPr>
-            <w:color w:val="0000EE"/>
-            <w:u w:val="single"/>
-          </w:rPr>
-          <w:t>24:1–10</w:t>
-        </w:r>
-      </w:hyperlink>
+      <w:r>
+        <w:rPr>
+          <w:lang w:val="zh_TW" w:bidi="zh_TW"/>
+        </w:rPr>
+        <w:t>24:1–10</w:t>
+      </w:r>
       <w:r>
         <w:rPr>
           <w:lang w:val="zh_TW" w:bidi="zh_TW"/>
         </w:rPr>
         <w:t>，</w:t>
       </w:r>
-      <w:hyperlink r:id="rId31">
-        <w:r>
-          <w:rPr>
-            <w:lang w:val="zh_TW" w:bidi="zh_TW"/>
-          </w:rPr>
-          <w:rPr>
-            <w:color w:val="0000EE"/>
-            <w:u w:val="single"/>
-          </w:rPr>
-          <w:t>28:10–17</w:t>
-        </w:r>
-      </w:hyperlink>
+      <w:r>
+        <w:rPr>
+          <w:lang w:val="zh_TW" w:bidi="zh_TW"/>
+        </w:rPr>
+        <w:t>28:10–17</w:t>
+      </w:r>
       <w:r>
         <w:rPr>
           <w:lang w:val="zh_TW" w:bidi="zh_TW"/>
         </w:rPr>
         <w:t>；</w:t>
       </w:r>
-      <w:hyperlink r:id="rId32">
-        <w:r>
-          <w:rPr>
-            <w:lang w:val="zh_TW" w:bidi="zh_TW"/>
-          </w:rPr>
-          <w:rPr>
-            <w:color w:val="0000EE"/>
-            <w:u w:val="single"/>
-          </w:rPr>
-          <w:t>但7:1–8:27</w:t>
-        </w:r>
-      </w:hyperlink>
+      <w:r>
+        <w:rPr>
+          <w:lang w:val="zh_TW" w:bidi="zh_TW"/>
+        </w:rPr>
+        <w:t>但7:1–8:27</w:t>
+      </w:r>
       <w:r>
         <w:rPr>
           <w:lang w:val="zh_TW" w:bidi="zh_TW"/>
@@ -754,90 +628,60 @@
         </w:rPr>
         <w:t>詩篇的作者（稱為「詩人」〔psalmists〕）並不害怕發問，也不避諱表達自己的懷疑。一首詩出現的問題數量，往往反映出詩人情感的強烈程度，或所探討議題的重要性。那些提問最多的詩篇，常常關注幾個核心問題，例如神似乎撇棄祂的子民，或惡人亨通（</w:t>
       </w:r>
-      <w:hyperlink r:id="rId33">
-        <w:r>
-          <w:rPr>
-            <w:lang w:val="zh_TW" w:bidi="zh_TW"/>
-          </w:rPr>
-          <w:rPr>
-            <w:color w:val="0000EE"/>
-            <w:u w:val="single"/>
-          </w:rPr>
-          <w:t>詩13</w:t>
-        </w:r>
-      </w:hyperlink>
+      <w:r>
+        <w:rPr>
+          <w:lang w:val="zh_TW" w:bidi="zh_TW"/>
+        </w:rPr>
+        <w:t>詩13</w:t>
+      </w:r>
       <w:r>
         <w:rPr>
           <w:lang w:val="zh_TW" w:bidi="zh_TW"/>
         </w:rPr>
         <w:t>，</w:t>
       </w:r>
-      <w:hyperlink r:id="rId34">
-        <w:r>
-          <w:rPr>
-            <w:lang w:val="zh_TW" w:bidi="zh_TW"/>
-          </w:rPr>
-          <w:rPr>
-            <w:color w:val="0000EE"/>
-            <w:u w:val="single"/>
-          </w:rPr>
-          <w:t>42–43</w:t>
-        </w:r>
-      </w:hyperlink>
+      <w:r>
+        <w:rPr>
+          <w:lang w:val="zh_TW" w:bidi="zh_TW"/>
+        </w:rPr>
+        <w:t>42–43</w:t>
+      </w:r>
       <w:r>
         <w:rPr>
           <w:lang w:val="zh_TW" w:bidi="zh_TW"/>
         </w:rPr>
         <w:t>，</w:t>
       </w:r>
-      <w:hyperlink r:id="rId35">
-        <w:r>
-          <w:rPr>
-            <w:lang w:val="zh_TW" w:bidi="zh_TW"/>
-          </w:rPr>
-          <w:rPr>
-            <w:color w:val="0000EE"/>
-            <w:u w:val="single"/>
-          </w:rPr>
-          <w:t>74</w:t>
-        </w:r>
-      </w:hyperlink>
+      <w:r>
+        <w:rPr>
+          <w:lang w:val="zh_TW" w:bidi="zh_TW"/>
+        </w:rPr>
+        <w:t>74</w:t>
+      </w:r>
       <w:r>
         <w:rPr>
           <w:lang w:val="zh_TW" w:bidi="zh_TW"/>
         </w:rPr>
         <w:t>，</w:t>
       </w:r>
-      <w:hyperlink r:id="rId36">
-        <w:r>
-          <w:rPr>
-            <w:lang w:val="zh_TW" w:bidi="zh_TW"/>
-          </w:rPr>
-          <w:rPr>
-            <w:color w:val="0000EE"/>
-            <w:u w:val="single"/>
-          </w:rPr>
-          <w:t>89</w:t>
-        </w:r>
-      </w:hyperlink>
+      <w:r>
+        <w:rPr>
+          <w:lang w:val="zh_TW" w:bidi="zh_TW"/>
+        </w:rPr>
+        <w:t>89</w:t>
+      </w:r>
       <w:r>
         <w:rPr>
           <w:lang w:val="zh_TW" w:bidi="zh_TW"/>
         </w:rPr>
         <w:t>，</w:t>
       </w:r>
-      <w:hyperlink r:id="rId37">
-        <w:r>
-          <w:rPr>
-            <w:lang w:val="zh_TW" w:bidi="zh_TW"/>
-          </w:rPr>
-          <w:rPr>
-            <w:color w:val="0000EE"/>
-            <w:u w:val="single"/>
-          </w:rPr>
-          <w:t>73</w:t>
-        </w:r>
-      </w:hyperlink>
+      <w:r>
+        <w:rPr>
+          <w:lang w:val="zh_TW" w:bidi="zh_TW"/>
+        </w:rPr>
+        <w:t>73</w:t>
+      </w:r>
       <w:r>
         <w:rPr>
           <w:lang w:val="zh_TW" w:bidi="zh_TW"/>
@@ -858,36 +702,24 @@
         </w:rPr>
         <w:t>詩人提出的問題，有助於釐清人生中的困惑。有些詩篇質問耶和華是否是真神（</w:t>
       </w:r>
-      <w:hyperlink r:id="rId38">
-        <w:r>
-          <w:rPr>
-            <w:lang w:val="zh_TW" w:bidi="zh_TW"/>
-          </w:rPr>
-          <w:rPr>
-            <w:color w:val="0000EE"/>
-            <w:u w:val="single"/>
-          </w:rPr>
-          <w:t>詩94:9–10</w:t>
-        </w:r>
-      </w:hyperlink>
+      <w:r>
+        <w:rPr>
+          <w:lang w:val="zh_TW" w:bidi="zh_TW"/>
+        </w:rPr>
+        <w:t>詩94:9–10</w:t>
+      </w:r>
       <w:r>
         <w:rPr>
           <w:lang w:val="zh_TW" w:bidi="zh_TW"/>
         </w:rPr>
         <w:t>），有些則質疑祂是否撇棄了敬虔的人（</w:t>
       </w:r>
-      <w:hyperlink r:id="rId39">
-        <w:r>
-          <w:rPr>
-            <w:lang w:val="zh_TW" w:bidi="zh_TW"/>
-          </w:rPr>
-          <w:rPr>
-            <w:color w:val="0000EE"/>
-            <w:u w:val="single"/>
-          </w:rPr>
-          <w:t>詩77:7</w:t>
-        </w:r>
-      </w:hyperlink>
+      <w:r>
+        <w:rPr>
+          <w:lang w:val="zh_TW" w:bidi="zh_TW"/>
+        </w:rPr>
+        <w:t>詩77:7</w:t>
+      </w:r>
       <w:r>
         <w:rPr>
           <w:lang w:val="zh_TW" w:bidi="zh_TW"/>
@@ -926,18 +758,12 @@
         </w:rPr>
         <w:t>惡人為何得勢（</w:t>
       </w:r>
-      <w:hyperlink r:id="rId40">
-        <w:r>
-          <w:rPr>
-            <w:lang w:val="zh_TW" w:bidi="zh_TW"/>
-          </w:rPr>
-          <w:rPr>
-            <w:color w:val="0000EE"/>
-            <w:u w:val="single"/>
-          </w:rPr>
-          <w:t>10:13</w:t>
-        </w:r>
-      </w:hyperlink>
+      <w:r>
+        <w:rPr>
+          <w:lang w:val="zh_TW" w:bidi="zh_TW"/>
+        </w:rPr>
+        <w:t>10:13</w:t>
+      </w:r>
       <w:r>
         <w:rPr>
           <w:lang w:val="zh_TW" w:bidi="zh_TW"/>
@@ -962,18 +788,12 @@
         </w:rPr>
         <w:t>義人的軟弱（</w:t>
       </w:r>
-      <w:hyperlink r:id="rId41">
-        <w:r>
-          <w:rPr>
-            <w:lang w:val="zh_TW" w:bidi="zh_TW"/>
-          </w:rPr>
-          <w:rPr>
-            <w:color w:val="0000EE"/>
-            <w:u w:val="single"/>
-          </w:rPr>
-          <w:t>11:3</w:t>
-        </w:r>
-      </w:hyperlink>
+      <w:r>
+        <w:rPr>
+          <w:lang w:val="zh_TW" w:bidi="zh_TW"/>
+        </w:rPr>
+        <w:t>11:3</w:t>
+      </w:r>
       <w:r>
         <w:rPr>
           <w:lang w:val="zh_TW" w:bidi="zh_TW"/>
@@ -998,18 +818,12 @@
         </w:rPr>
         <w:t>神為何揀選錫安（</w:t>
       </w:r>
-      <w:hyperlink r:id="rId42">
-        <w:r>
-          <w:rPr>
-            <w:lang w:val="zh_TW" w:bidi="zh_TW"/>
-          </w:rPr>
-          <w:rPr>
-            <w:color w:val="0000EE"/>
-            <w:u w:val="single"/>
-          </w:rPr>
-          <w:t>68:16</w:t>
-        </w:r>
-      </w:hyperlink>
+      <w:r>
+        <w:rPr>
+          <w:lang w:val="zh_TW" w:bidi="zh_TW"/>
+        </w:rPr>
+        <w:t>68:16</w:t>
+      </w:r>
       <w:r>
         <w:rPr>
           <w:lang w:val="zh_TW" w:bidi="zh_TW"/>
@@ -1034,36 +848,24 @@
         </w:rPr>
         <w:t>神的能力何其浩大（</w:t>
       </w:r>
-      <w:hyperlink r:id="rId43">
-        <w:r>
-          <w:rPr>
-            <w:lang w:val="zh_TW" w:bidi="zh_TW"/>
-          </w:rPr>
-          <w:rPr>
-            <w:color w:val="0000EE"/>
-            <w:u w:val="single"/>
-          </w:rPr>
-          <w:t>114:5–6</w:t>
-        </w:r>
-      </w:hyperlink>
+      <w:r>
+        <w:rPr>
+          <w:lang w:val="zh_TW" w:bidi="zh_TW"/>
+        </w:rPr>
+        <w:t>114:5–6</w:t>
+      </w:r>
       <w:r>
         <w:rPr>
           <w:lang w:val="zh_TW" w:bidi="zh_TW"/>
         </w:rPr>
         <w:t>，</w:t>
       </w:r>
-      <w:hyperlink r:id="rId44">
-        <w:r>
-          <w:rPr>
-            <w:lang w:val="zh_TW" w:bidi="zh_TW"/>
-          </w:rPr>
-          <w:rPr>
-            <w:color w:val="0000EE"/>
-            <w:u w:val="single"/>
-          </w:rPr>
-          <w:t>147:17</w:t>
-        </w:r>
-      </w:hyperlink>
+      <w:r>
+        <w:rPr>
+          <w:lang w:val="zh_TW" w:bidi="zh_TW"/>
+        </w:rPr>
+        <w:t>147:17</w:t>
+      </w:r>
       <w:r>
         <w:rPr>
           <w:lang w:val="zh_TW" w:bidi="zh_TW"/>
@@ -1088,18 +890,12 @@
         </w:rPr>
         <w:t>外邦的愚妄（</w:t>
       </w:r>
-      <w:hyperlink r:id="rId45">
-        <w:r>
-          <w:rPr>
-            <w:lang w:val="zh_TW" w:bidi="zh_TW"/>
-          </w:rPr>
-          <w:rPr>
-            <w:color w:val="0000EE"/>
-            <w:u w:val="single"/>
-          </w:rPr>
-          <w:t>2:1</w:t>
-        </w:r>
-      </w:hyperlink>
+      <w:r>
+        <w:rPr>
+          <w:lang w:val="zh_TW" w:bidi="zh_TW"/>
+        </w:rPr>
+        <w:t>2:1</w:t>
+      </w:r>
       <w:r>
         <w:rPr>
           <w:lang w:val="zh_TW" w:bidi="zh_TW"/>
@@ -1124,18 +920,12 @@
         </w:rPr>
         <w:t>社會的不公（</w:t>
       </w:r>
-      <w:hyperlink r:id="rId46">
-        <w:r>
-          <w:rPr>
-            <w:lang w:val="zh_TW" w:bidi="zh_TW"/>
-          </w:rPr>
-          <w:rPr>
-            <w:color w:val="0000EE"/>
-            <w:u w:val="single"/>
-          </w:rPr>
-          <w:t>82:2</w:t>
-        </w:r>
-      </w:hyperlink>
+      <w:r>
+        <w:rPr>
+          <w:lang w:val="zh_TW" w:bidi="zh_TW"/>
+        </w:rPr>
+        <w:t>82:2</w:t>
+      </w:r>
       <w:r>
         <w:rPr>
           <w:lang w:val="zh_TW" w:bidi="zh_TW"/>
@@ -1182,18 +972,12 @@
         </w:rPr>
         <w:t>？」（</w:t>
       </w:r>
-      <w:hyperlink r:id="rId47">
-        <w:r>
-          <w:rPr>
-            <w:lang w:val="zh_TW" w:bidi="zh_TW"/>
-          </w:rPr>
-          <w:rPr>
-            <w:color w:val="0000EE"/>
-            <w:u w:val="single"/>
-          </w:rPr>
-          <w:t>詩106:2</w:t>
-        </w:r>
-      </w:hyperlink>
+      <w:r>
+        <w:rPr>
+          <w:lang w:val="zh_TW" w:bidi="zh_TW"/>
+        </w:rPr>
+        <w:t>詩106:2</w:t>
+      </w:r>
       <w:r>
         <w:rPr>
           <w:lang w:val="zh_TW" w:bidi="zh_TW"/>
@@ -1212,90 +996,60 @@
         </w:rPr>
         <w:t>」（</w:t>
       </w:r>
-      <w:hyperlink r:id="rId48">
-        <w:r>
-          <w:rPr>
-            <w:lang w:val="zh_TW" w:bidi="zh_TW"/>
-          </w:rPr>
-          <w:rPr>
-            <w:color w:val="0000EE"/>
-            <w:u w:val="single"/>
-          </w:rPr>
-          <w:t>73:25</w:t>
-        </w:r>
-      </w:hyperlink>
+      <w:r>
+        <w:rPr>
+          <w:lang w:val="zh_TW" w:bidi="zh_TW"/>
+        </w:rPr>
+        <w:t>73:25</w:t>
+      </w:r>
       <w:r>
         <w:rPr>
           <w:lang w:val="zh_TW" w:bidi="zh_TW"/>
         </w:rPr>
         <w:t>，另見</w:t>
       </w:r>
-      <w:hyperlink r:id="rId49">
-        <w:r>
-          <w:rPr>
-            <w:lang w:val="zh_TW" w:bidi="zh_TW"/>
-          </w:rPr>
-          <w:rPr>
-            <w:color w:val="0000EE"/>
-            <w:u w:val="single"/>
-          </w:rPr>
-          <w:t>89:8</w:t>
-        </w:r>
-      </w:hyperlink>
+      <w:r>
+        <w:rPr>
+          <w:lang w:val="zh_TW" w:bidi="zh_TW"/>
+        </w:rPr>
+        <w:t>89:8</w:t>
+      </w:r>
       <w:r>
         <w:rPr>
           <w:lang w:val="zh_TW" w:bidi="zh_TW"/>
         </w:rPr>
         <w:t>）。詩人有時也透過提問，表達對神恩典的驚嘆（</w:t>
       </w:r>
-      <w:hyperlink r:id="rId50">
-        <w:r>
-          <w:rPr>
-            <w:lang w:val="zh_TW" w:bidi="zh_TW"/>
-          </w:rPr>
-          <w:rPr>
-            <w:color w:val="0000EE"/>
-            <w:u w:val="single"/>
-          </w:rPr>
-          <w:t>8:4</w:t>
-        </w:r>
-      </w:hyperlink>
+      <w:r>
+        <w:rPr>
+          <w:lang w:val="zh_TW" w:bidi="zh_TW"/>
+        </w:rPr>
+        <w:t>8:4</w:t>
+      </w:r>
       <w:r>
         <w:rPr>
           <w:lang w:val="zh_TW" w:bidi="zh_TW"/>
         </w:rPr>
         <w:t>，</w:t>
       </w:r>
-      <w:hyperlink r:id="rId51">
-        <w:r>
-          <w:rPr>
-            <w:lang w:val="zh_TW" w:bidi="zh_TW"/>
-          </w:rPr>
-          <w:rPr>
-            <w:color w:val="0000EE"/>
-            <w:u w:val="single"/>
-          </w:rPr>
-          <w:t>130:3</w:t>
-        </w:r>
-      </w:hyperlink>
+      <w:r>
+        <w:rPr>
+          <w:lang w:val="zh_TW" w:bidi="zh_TW"/>
+        </w:rPr>
+        <w:t>130:3</w:t>
+      </w:r>
       <w:r>
         <w:rPr>
           <w:lang w:val="zh_TW" w:bidi="zh_TW"/>
         </w:rPr>
         <w:t>，</w:t>
       </w:r>
-      <w:hyperlink r:id="rId52">
-        <w:r>
-          <w:rPr>
-            <w:lang w:val="zh_TW" w:bidi="zh_TW"/>
-          </w:rPr>
-          <w:rPr>
-            <w:color w:val="0000EE"/>
-            <w:u w:val="single"/>
-          </w:rPr>
-          <w:t>144:3</w:t>
-        </w:r>
-      </w:hyperlink>
+      <w:r>
+        <w:rPr>
+          <w:lang w:val="zh_TW" w:bidi="zh_TW"/>
+        </w:rPr>
+        <w:t>144:3</w:t>
+      </w:r>
       <w:r>
         <w:rPr>
           <w:lang w:val="zh_TW" w:bidi="zh_TW"/>
@@ -1339,648 +1093,432 @@
           <w:lang w:val="zh_TW" w:bidi="zh_TW"/>
         </w:rPr>
       </w:r>
-      <w:hyperlink r:id="rId45">
-        <w:r>
-          <w:rPr>
-            <w:lang w:val="zh_TW" w:bidi="zh_TW"/>
-          </w:rPr>
-          <w:rPr>
-            <w:color w:val="0000EE"/>
-            <w:u w:val="single"/>
-          </w:rPr>
-          <w:t>詩2:1</w:t>
-        </w:r>
-      </w:hyperlink>
+      <w:r>
+        <w:rPr>
+          <w:lang w:val="zh_TW" w:bidi="zh_TW"/>
+        </w:rPr>
+        <w:t>詩2:1</w:t>
+      </w:r>
       <w:r>
         <w:rPr>
           <w:lang w:val="zh_TW" w:bidi="zh_TW"/>
         </w:rPr>
         <w:t>，</w:t>
       </w:r>
-      <w:hyperlink r:id="rId53">
-        <w:r>
-          <w:rPr>
-            <w:lang w:val="zh_TW" w:bidi="zh_TW"/>
-          </w:rPr>
-          <w:rPr>
-            <w:color w:val="0000EE"/>
-            <w:u w:val="single"/>
-          </w:rPr>
-          <w:t>4:2</w:t>
-        </w:r>
-      </w:hyperlink>
+      <w:r>
+        <w:rPr>
+          <w:lang w:val="zh_TW" w:bidi="zh_TW"/>
+        </w:rPr>
+        <w:t>4:2</w:t>
+      </w:r>
       <w:r>
         <w:rPr>
           <w:lang w:val="zh_TW" w:bidi="zh_TW"/>
         </w:rPr>
         <w:t>，</w:t>
       </w:r>
-      <w:hyperlink r:id="rId54">
-        <w:r>
-          <w:rPr>
-            <w:lang w:val="zh_TW" w:bidi="zh_TW"/>
-          </w:rPr>
-          <w:rPr>
-            <w:color w:val="0000EE"/>
-            <w:u w:val="single"/>
-          </w:rPr>
-          <w:t>6:3</w:t>
-        </w:r>
-      </w:hyperlink>
+      <w:r>
+        <w:rPr>
+          <w:lang w:val="zh_TW" w:bidi="zh_TW"/>
+        </w:rPr>
+        <w:t>6:3</w:t>
+      </w:r>
       <w:r>
         <w:rPr>
           <w:lang w:val="zh_TW" w:bidi="zh_TW"/>
         </w:rPr>
         <w:t>，</w:t>
       </w:r>
-      <w:hyperlink r:id="rId55">
-        <w:r>
-          <w:rPr>
-            <w:lang w:val="zh_TW" w:bidi="zh_TW"/>
-          </w:rPr>
-          <w:rPr>
-            <w:color w:val="0000EE"/>
-            <w:u w:val="single"/>
-          </w:rPr>
-          <w:t>10:1</w:t>
-        </w:r>
-      </w:hyperlink>
+      <w:r>
+        <w:rPr>
+          <w:lang w:val="zh_TW" w:bidi="zh_TW"/>
+        </w:rPr>
+        <w:t>10:1</w:t>
+      </w:r>
       <w:r>
         <w:rPr>
           <w:lang w:val="zh_TW" w:bidi="zh_TW"/>
         </w:rPr>
         <w:t>，</w:t>
       </w:r>
-      <w:hyperlink r:id="rId41">
-        <w:r>
-          <w:rPr>
-            <w:lang w:val="zh_TW" w:bidi="zh_TW"/>
-          </w:rPr>
-          <w:rPr>
-            <w:color w:val="0000EE"/>
-            <w:u w:val="single"/>
-          </w:rPr>
-          <w:t>11:3</w:t>
-        </w:r>
-      </w:hyperlink>
+      <w:r>
+        <w:rPr>
+          <w:lang w:val="zh_TW" w:bidi="zh_TW"/>
+        </w:rPr>
+        <w:t>11:3</w:t>
+      </w:r>
       <w:r>
         <w:rPr>
           <w:lang w:val="zh_TW" w:bidi="zh_TW"/>
         </w:rPr>
         <w:t>，</w:t>
       </w:r>
-      <w:hyperlink r:id="rId33">
-        <w:r>
-          <w:rPr>
-            <w:lang w:val="zh_TW" w:bidi="zh_TW"/>
-          </w:rPr>
-          <w:rPr>
-            <w:color w:val="0000EE"/>
-            <w:u w:val="single"/>
-          </w:rPr>
-          <w:t>13:1–6</w:t>
-        </w:r>
-      </w:hyperlink>
+      <w:r>
+        <w:rPr>
+          <w:lang w:val="zh_TW" w:bidi="zh_TW"/>
+        </w:rPr>
+        <w:t>13:1–6</w:t>
+      </w:r>
       <w:r>
         <w:rPr>
           <w:lang w:val="zh_TW" w:bidi="zh_TW"/>
         </w:rPr>
         <w:t>，</w:t>
       </w:r>
-      <w:hyperlink r:id="rId56">
-        <w:r>
-          <w:rPr>
-            <w:lang w:val="zh_TW" w:bidi="zh_TW"/>
-          </w:rPr>
-          <w:rPr>
-            <w:color w:val="0000EE"/>
-            <w:u w:val="single"/>
-          </w:rPr>
-          <w:t>22:1</w:t>
-        </w:r>
-      </w:hyperlink>
+      <w:r>
+        <w:rPr>
+          <w:lang w:val="zh_TW" w:bidi="zh_TW"/>
+        </w:rPr>
+        <w:t>22:1</w:t>
+      </w:r>
       <w:r>
         <w:rPr>
           <w:lang w:val="zh_TW" w:bidi="zh_TW"/>
         </w:rPr>
         <w:t>，</w:t>
       </w:r>
-      <w:hyperlink r:id="rId57">
-        <w:r>
-          <w:rPr>
-            <w:lang w:val="zh_TW" w:bidi="zh_TW"/>
-          </w:rPr>
-          <w:rPr>
-            <w:color w:val="0000EE"/>
-            <w:u w:val="single"/>
-          </w:rPr>
-          <w:t>35:17</w:t>
-        </w:r>
-      </w:hyperlink>
+      <w:r>
+        <w:rPr>
+          <w:lang w:val="zh_TW" w:bidi="zh_TW"/>
+        </w:rPr>
+        <w:t>35:17</w:t>
+      </w:r>
       <w:r>
         <w:rPr>
           <w:lang w:val="zh_TW" w:bidi="zh_TW"/>
         </w:rPr>
         <w:t>，</w:t>
       </w:r>
-      <w:hyperlink r:id="rId58">
-        <w:r>
-          <w:rPr>
-            <w:lang w:val="zh_TW" w:bidi="zh_TW"/>
-          </w:rPr>
-          <w:rPr>
-            <w:color w:val="0000EE"/>
-            <w:u w:val="single"/>
-          </w:rPr>
-          <w:t>42:1–11</w:t>
-        </w:r>
-      </w:hyperlink>
+      <w:r>
+        <w:rPr>
+          <w:lang w:val="zh_TW" w:bidi="zh_TW"/>
+        </w:rPr>
+        <w:t>42:1–11</w:t>
+      </w:r>
       <w:r>
         <w:rPr>
           <w:lang w:val="zh_TW" w:bidi="zh_TW"/>
         </w:rPr>
         <w:t>，</w:t>
       </w:r>
-      <w:hyperlink r:id="rId59">
-        <w:r>
-          <w:rPr>
-            <w:lang w:val="zh_TW" w:bidi="zh_TW"/>
-          </w:rPr>
-          <w:rPr>
-            <w:color w:val="0000EE"/>
-            <w:u w:val="single"/>
-          </w:rPr>
-          <w:t>43:1–5</w:t>
-        </w:r>
-      </w:hyperlink>
+      <w:r>
+        <w:rPr>
+          <w:lang w:val="zh_TW" w:bidi="zh_TW"/>
+        </w:rPr>
+        <w:t>43:1–5</w:t>
+      </w:r>
       <w:r>
         <w:rPr>
           <w:lang w:val="zh_TW" w:bidi="zh_TW"/>
         </w:rPr>
         <w:t>，</w:t>
       </w:r>
-      <w:hyperlink r:id="rId60">
-        <w:r>
-          <w:rPr>
-            <w:lang w:val="zh_TW" w:bidi="zh_TW"/>
-          </w:rPr>
-          <w:rPr>
-            <w:color w:val="0000EE"/>
-            <w:u w:val="single"/>
-          </w:rPr>
-          <w:t>44:23–24</w:t>
-        </w:r>
-      </w:hyperlink>
+      <w:r>
+        <w:rPr>
+          <w:lang w:val="zh_TW" w:bidi="zh_TW"/>
+        </w:rPr>
+        <w:t>44:23–24</w:t>
+      </w:r>
       <w:r>
         <w:rPr>
           <w:lang w:val="zh_TW" w:bidi="zh_TW"/>
         </w:rPr>
         <w:t>，</w:t>
       </w:r>
-      <w:hyperlink r:id="rId61">
-        <w:r>
-          <w:rPr>
-            <w:lang w:val="zh_TW" w:bidi="zh_TW"/>
-          </w:rPr>
-          <w:rPr>
-            <w:color w:val="0000EE"/>
-            <w:u w:val="single"/>
-          </w:rPr>
-          <w:t>53:6</w:t>
-        </w:r>
-      </w:hyperlink>
+      <w:r>
+        <w:rPr>
+          <w:lang w:val="zh_TW" w:bidi="zh_TW"/>
+        </w:rPr>
+        <w:t>53:6</w:t>
+      </w:r>
       <w:r>
         <w:rPr>
           <w:lang w:val="zh_TW" w:bidi="zh_TW"/>
         </w:rPr>
         <w:t>，</w:t>
       </w:r>
-      <w:hyperlink r:id="rId62">
-        <w:r>
-          <w:rPr>
-            <w:lang w:val="zh_TW" w:bidi="zh_TW"/>
-          </w:rPr>
-          <w:rPr>
-            <w:color w:val="0000EE"/>
-            <w:u w:val="single"/>
-          </w:rPr>
-          <w:t>60:9–10</w:t>
-        </w:r>
-      </w:hyperlink>
+      <w:r>
+        <w:rPr>
+          <w:lang w:val="zh_TW" w:bidi="zh_TW"/>
+        </w:rPr>
+        <w:t>60:9–10</w:t>
+      </w:r>
       <w:r>
         <w:rPr>
           <w:lang w:val="zh_TW" w:bidi="zh_TW"/>
         </w:rPr>
         <w:t>，</w:t>
       </w:r>
-      <w:hyperlink r:id="rId42">
-        <w:r>
-          <w:rPr>
-            <w:lang w:val="zh_TW" w:bidi="zh_TW"/>
-          </w:rPr>
-          <w:rPr>
-            <w:color w:val="0000EE"/>
-            <w:u w:val="single"/>
-          </w:rPr>
-          <w:t>68:16</w:t>
-        </w:r>
-      </w:hyperlink>
+      <w:r>
+        <w:rPr>
+          <w:lang w:val="zh_TW" w:bidi="zh_TW"/>
+        </w:rPr>
+        <w:t>68:16</w:t>
+      </w:r>
       <w:r>
         <w:rPr>
           <w:lang w:val="zh_TW" w:bidi="zh_TW"/>
         </w:rPr>
         <w:t>，</w:t>
       </w:r>
-      <w:hyperlink r:id="rId63">
-        <w:r>
-          <w:rPr>
-            <w:lang w:val="zh_TW" w:bidi="zh_TW"/>
-          </w:rPr>
-          <w:rPr>
-            <w:color w:val="0000EE"/>
-            <w:u w:val="single"/>
-          </w:rPr>
-          <w:t>73:1–74:23</w:t>
-        </w:r>
-      </w:hyperlink>
+      <w:r>
+        <w:rPr>
+          <w:lang w:val="zh_TW" w:bidi="zh_TW"/>
+        </w:rPr>
+        <w:t>73:1–74:23</w:t>
+      </w:r>
       <w:r>
         <w:rPr>
           <w:lang w:val="zh_TW" w:bidi="zh_TW"/>
         </w:rPr>
         <w:t>，</w:t>
       </w:r>
-      <w:hyperlink r:id="rId64">
-        <w:r>
-          <w:rPr>
-            <w:lang w:val="zh_TW" w:bidi="zh_TW"/>
-          </w:rPr>
-          <w:rPr>
-            <w:color w:val="0000EE"/>
-            <w:u w:val="single"/>
-          </w:rPr>
-          <w:t>77:8–9</w:t>
-        </w:r>
-      </w:hyperlink>
+      <w:r>
+        <w:rPr>
+          <w:lang w:val="zh_TW" w:bidi="zh_TW"/>
+        </w:rPr>
+        <w:t>77:8–9</w:t>
+      </w:r>
       <w:r>
         <w:rPr>
           <w:lang w:val="zh_TW" w:bidi="zh_TW"/>
         </w:rPr>
         <w:t>，</w:t>
       </w:r>
-      <w:hyperlink r:id="rId65">
-        <w:r>
-          <w:rPr>
-            <w:lang w:val="zh_TW" w:bidi="zh_TW"/>
-          </w:rPr>
-          <w:rPr>
-            <w:color w:val="0000EE"/>
-            <w:u w:val="single"/>
-          </w:rPr>
-          <w:t>79:5</w:t>
-        </w:r>
-      </w:hyperlink>
+      <w:r>
+        <w:rPr>
+          <w:lang w:val="zh_TW" w:bidi="zh_TW"/>
+        </w:rPr>
+        <w:t>79:5</w:t>
+      </w:r>
       <w:r>
         <w:rPr>
           <w:lang w:val="zh_TW" w:bidi="zh_TW"/>
         </w:rPr>
         <w:t>，</w:t>
       </w:r>
-      <w:hyperlink r:id="rId66">
-        <w:r>
-          <w:rPr>
-            <w:lang w:val="zh_TW" w:bidi="zh_TW"/>
-          </w:rPr>
-          <w:rPr>
-            <w:color w:val="0000EE"/>
-            <w:u w:val="single"/>
-          </w:rPr>
-          <w:t>80:4</w:t>
-        </w:r>
-      </w:hyperlink>
+      <w:r>
+        <w:rPr>
+          <w:lang w:val="zh_TW" w:bidi="zh_TW"/>
+        </w:rPr>
+        <w:t>80:4</w:t>
+      </w:r>
       <w:r>
         <w:rPr>
           <w:lang w:val="zh_TW" w:bidi="zh_TW"/>
         </w:rPr>
         <w:t>、</w:t>
       </w:r>
-      <w:hyperlink r:id="rId67">
-        <w:r>
-          <w:rPr>
-            <w:lang w:val="zh_TW" w:bidi="zh_TW"/>
-          </w:rPr>
-          <w:rPr>
-            <w:color w:val="0000EE"/>
-            <w:u w:val="single"/>
-          </w:rPr>
-          <w:t>12</w:t>
-        </w:r>
-      </w:hyperlink>
+      <w:r>
+        <w:rPr>
+          <w:lang w:val="zh_TW" w:bidi="zh_TW"/>
+        </w:rPr>
+        <w:t>12</w:t>
+      </w:r>
       <w:r>
         <w:rPr>
           <w:lang w:val="zh_TW" w:bidi="zh_TW"/>
         </w:rPr>
         <w:t>，</w:t>
       </w:r>
-      <w:hyperlink r:id="rId46">
-        <w:r>
-          <w:rPr>
-            <w:lang w:val="zh_TW" w:bidi="zh_TW"/>
-          </w:rPr>
-          <w:rPr>
-            <w:color w:val="0000EE"/>
-            <w:u w:val="single"/>
-          </w:rPr>
-          <w:t>82:2</w:t>
-        </w:r>
-      </w:hyperlink>
+      <w:r>
+        <w:rPr>
+          <w:lang w:val="zh_TW" w:bidi="zh_TW"/>
+        </w:rPr>
+        <w:t>82:2</w:t>
+      </w:r>
       <w:r>
         <w:rPr>
           <w:lang w:val="zh_TW" w:bidi="zh_TW"/>
         </w:rPr>
         <w:t>，</w:t>
       </w:r>
-      <w:hyperlink r:id="rId68">
-        <w:r>
-          <w:rPr>
-            <w:lang w:val="zh_TW" w:bidi="zh_TW"/>
-          </w:rPr>
-          <w:rPr>
-            <w:color w:val="0000EE"/>
-            <w:u w:val="single"/>
-          </w:rPr>
-          <w:t>83:2</w:t>
-        </w:r>
-      </w:hyperlink>
+      <w:r>
+        <w:rPr>
+          <w:lang w:val="zh_TW" w:bidi="zh_TW"/>
+        </w:rPr>
+        <w:t>83:2</w:t>
+      </w:r>
       <w:r>
         <w:rPr>
           <w:lang w:val="zh_TW" w:bidi="zh_TW"/>
         </w:rPr>
         <w:t>，</w:t>
       </w:r>
-      <w:hyperlink r:id="rId69">
-        <w:r>
-          <w:rPr>
-            <w:lang w:val="zh_TW" w:bidi="zh_TW"/>
-          </w:rPr>
-          <w:rPr>
-            <w:color w:val="0000EE"/>
-            <w:u w:val="single"/>
-          </w:rPr>
-          <w:t>85:5–6</w:t>
-        </w:r>
-      </w:hyperlink>
+      <w:r>
+        <w:rPr>
+          <w:lang w:val="zh_TW" w:bidi="zh_TW"/>
+        </w:rPr>
+        <w:t>85:5–6</w:t>
+      </w:r>
       <w:r>
         <w:rPr>
           <w:lang w:val="zh_TW" w:bidi="zh_TW"/>
         </w:rPr>
         <w:t>，</w:t>
       </w:r>
-      <w:hyperlink r:id="rId70">
-        <w:r>
-          <w:rPr>
-            <w:lang w:val="zh_TW" w:bidi="zh_TW"/>
-          </w:rPr>
-          <w:rPr>
-            <w:color w:val="0000EE"/>
-            <w:u w:val="single"/>
-          </w:rPr>
-          <w:t>88:14</w:t>
-        </w:r>
-      </w:hyperlink>
+      <w:r>
+        <w:rPr>
+          <w:lang w:val="zh_TW" w:bidi="zh_TW"/>
+        </w:rPr>
+        <w:t>88:14</w:t>
+      </w:r>
       <w:r>
         <w:rPr>
           <w:lang w:val="zh_TW" w:bidi="zh_TW"/>
         </w:rPr>
         <w:t>，</w:t>
       </w:r>
-      <w:hyperlink r:id="rId36">
-        <w:r>
-          <w:rPr>
-            <w:lang w:val="zh_TW" w:bidi="zh_TW"/>
-          </w:rPr>
-          <w:rPr>
-            <w:color w:val="0000EE"/>
-            <w:u w:val="single"/>
-          </w:rPr>
-          <w:t>89:1–52</w:t>
-        </w:r>
-      </w:hyperlink>
+      <w:r>
+        <w:rPr>
+          <w:lang w:val="zh_TW" w:bidi="zh_TW"/>
+        </w:rPr>
+        <w:t>89:1–52</w:t>
+      </w:r>
       <w:r>
         <w:rPr>
           <w:lang w:val="zh_TW" w:bidi="zh_TW"/>
         </w:rPr>
         <w:t>，</w:t>
       </w:r>
-      <w:hyperlink r:id="rId71">
-        <w:r>
-          <w:rPr>
-            <w:lang w:val="zh_TW" w:bidi="zh_TW"/>
-          </w:rPr>
-          <w:rPr>
-            <w:color w:val="0000EE"/>
-            <w:u w:val="single"/>
-          </w:rPr>
-          <w:t>90:11</w:t>
-        </w:r>
-      </w:hyperlink>
+      <w:r>
+        <w:rPr>
+          <w:lang w:val="zh_TW" w:bidi="zh_TW"/>
+        </w:rPr>
+        <w:t>90:11</w:t>
+      </w:r>
       <w:r>
         <w:rPr>
           <w:lang w:val="zh_TW" w:bidi="zh_TW"/>
         </w:rPr>
         <w:t>、</w:t>
       </w:r>
-      <w:hyperlink r:id="rId72">
-        <w:r>
-          <w:rPr>
-            <w:lang w:val="zh_TW" w:bidi="zh_TW"/>
-          </w:rPr>
-          <w:rPr>
-            <w:color w:val="0000EE"/>
-            <w:u w:val="single"/>
-          </w:rPr>
-          <w:t>13</w:t>
-        </w:r>
-      </w:hyperlink>
+      <w:r>
+        <w:rPr>
+          <w:lang w:val="zh_TW" w:bidi="zh_TW"/>
+        </w:rPr>
+        <w:t>13</w:t>
+      </w:r>
       <w:r>
         <w:rPr>
           <w:lang w:val="zh_TW" w:bidi="zh_TW"/>
         </w:rPr>
         <w:t>，</w:t>
       </w:r>
-      <w:hyperlink r:id="rId73">
-        <w:r>
-          <w:rPr>
-            <w:lang w:val="zh_TW" w:bidi="zh_TW"/>
-          </w:rPr>
-          <w:rPr>
-            <w:color w:val="0000EE"/>
-            <w:u w:val="single"/>
-          </w:rPr>
-          <w:t>94:3–4</w:t>
-        </w:r>
-      </w:hyperlink>
+      <w:r>
+        <w:rPr>
+          <w:lang w:val="zh_TW" w:bidi="zh_TW"/>
+        </w:rPr>
+        <w:t>94:3–4</w:t>
+      </w:r>
       <w:r>
         <w:rPr>
           <w:lang w:val="zh_TW" w:bidi="zh_TW"/>
         </w:rPr>
         <w:t>、</w:t>
       </w:r>
-      <w:hyperlink r:id="rId74">
-        <w:r>
-          <w:rPr>
-            <w:lang w:val="zh_TW" w:bidi="zh_TW"/>
-          </w:rPr>
-          <w:rPr>
-            <w:color w:val="0000EE"/>
-            <w:u w:val="single"/>
-          </w:rPr>
-          <w:t>16</w:t>
-        </w:r>
-      </w:hyperlink>
+      <w:r>
+        <w:rPr>
+          <w:lang w:val="zh_TW" w:bidi="zh_TW"/>
+        </w:rPr>
+        <w:t>16</w:t>
+      </w:r>
       <w:r>
         <w:rPr>
           <w:lang w:val="zh_TW" w:bidi="zh_TW"/>
         </w:rPr>
         <w:t>、</w:t>
       </w:r>
-      <w:hyperlink r:id="rId75">
-        <w:r>
-          <w:rPr>
-            <w:lang w:val="zh_TW" w:bidi="zh_TW"/>
-          </w:rPr>
-          <w:rPr>
-            <w:color w:val="0000EE"/>
-            <w:u w:val="single"/>
-          </w:rPr>
-          <w:t>20</w:t>
-        </w:r>
-      </w:hyperlink>
+      <w:r>
+        <w:rPr>
+          <w:lang w:val="zh_TW" w:bidi="zh_TW"/>
+        </w:rPr>
+        <w:t>20</w:t>
+      </w:r>
       <w:r>
         <w:rPr>
           <w:lang w:val="zh_TW" w:bidi="zh_TW"/>
         </w:rPr>
         <w:t>，</w:t>
       </w:r>
-      <w:hyperlink r:id="rId76">
-        <w:r>
-          <w:rPr>
-            <w:lang w:val="zh_TW" w:bidi="zh_TW"/>
-          </w:rPr>
-          <w:rPr>
-            <w:color w:val="0000EE"/>
-            <w:u w:val="single"/>
-          </w:rPr>
-          <w:t>101:2</w:t>
-        </w:r>
-      </w:hyperlink>
+      <w:r>
+        <w:rPr>
+          <w:lang w:val="zh_TW" w:bidi="zh_TW"/>
+        </w:rPr>
+        <w:t>101:2</w:t>
+      </w:r>
       <w:r>
         <w:rPr>
           <w:lang w:val="zh_TW" w:bidi="zh_TW"/>
         </w:rPr>
         <w:t>，</w:t>
       </w:r>
-      <w:hyperlink r:id="rId77">
-        <w:r>
-          <w:rPr>
-            <w:lang w:val="zh_TW" w:bidi="zh_TW"/>
-          </w:rPr>
-          <w:rPr>
-            <w:color w:val="0000EE"/>
-            <w:u w:val="single"/>
-          </w:rPr>
-          <w:t>108:10–11</w:t>
-        </w:r>
-      </w:hyperlink>
+      <w:r>
+        <w:rPr>
+          <w:lang w:val="zh_TW" w:bidi="zh_TW"/>
+        </w:rPr>
+        <w:t>108:10–11</w:t>
+      </w:r>
       <w:r>
         <w:rPr>
           <w:lang w:val="zh_TW" w:bidi="zh_TW"/>
         </w:rPr>
         <w:t>，</w:t>
       </w:r>
-      <w:hyperlink r:id="rId43">
-        <w:r>
-          <w:rPr>
-            <w:lang w:val="zh_TW" w:bidi="zh_TW"/>
-          </w:rPr>
-          <w:rPr>
-            <w:color w:val="0000EE"/>
-            <w:u w:val="single"/>
-          </w:rPr>
-          <w:t>114:5–6</w:t>
-        </w:r>
-      </w:hyperlink>
+      <w:r>
+        <w:rPr>
+          <w:lang w:val="zh_TW" w:bidi="zh_TW"/>
+        </w:rPr>
+        <w:t>114:5–6</w:t>
+      </w:r>
       <w:r>
         <w:rPr>
           <w:lang w:val="zh_TW" w:bidi="zh_TW"/>
         </w:rPr>
         <w:t>，</w:t>
       </w:r>
-      <w:hyperlink r:id="rId78">
-        <w:r>
-          <w:rPr>
-            <w:lang w:val="zh_TW" w:bidi="zh_TW"/>
-          </w:rPr>
-          <w:rPr>
-            <w:color w:val="0000EE"/>
-            <w:u w:val="single"/>
-          </w:rPr>
-          <w:t>119:82</w:t>
-        </w:r>
-      </w:hyperlink>
+      <w:r>
+        <w:rPr>
+          <w:lang w:val="zh_TW" w:bidi="zh_TW"/>
+        </w:rPr>
+        <w:t>119:82</w:t>
+      </w:r>
       <w:r>
         <w:rPr>
           <w:lang w:val="zh_TW" w:bidi="zh_TW"/>
         </w:rPr>
         <w:t>、</w:t>
       </w:r>
-      <w:hyperlink r:id="rId79">
-        <w:r>
-          <w:rPr>
-            <w:lang w:val="zh_TW" w:bidi="zh_TW"/>
-          </w:rPr>
-          <w:rPr>
-            <w:color w:val="0000EE"/>
-            <w:u w:val="single"/>
-          </w:rPr>
-          <w:t>84</w:t>
-        </w:r>
-      </w:hyperlink>
+      <w:r>
+        <w:rPr>
+          <w:lang w:val="zh_TW" w:bidi="zh_TW"/>
+        </w:rPr>
+        <w:t>84</w:t>
+      </w:r>
       <w:r>
         <w:rPr>
           <w:lang w:val="zh_TW" w:bidi="zh_TW"/>
         </w:rPr>
         <w:t>，</w:t>
       </w:r>
-      <w:hyperlink r:id="rId80">
-        <w:r>
-          <w:rPr>
-            <w:lang w:val="zh_TW" w:bidi="zh_TW"/>
-          </w:rPr>
-          <w:rPr>
-            <w:color w:val="0000EE"/>
-            <w:u w:val="single"/>
-          </w:rPr>
-          <w:t>137:4</w:t>
-        </w:r>
-      </w:hyperlink>
+      <w:r>
+        <w:rPr>
+          <w:lang w:val="zh_TW" w:bidi="zh_TW"/>
+        </w:rPr>
+        <w:t>137:4</w:t>
+      </w:r>
       <w:r>
         <w:rPr>
           <w:lang w:val="zh_TW" w:bidi="zh_TW"/>
         </w:rPr>
         <w:t>，</w:t>
       </w:r>
-      <w:hyperlink r:id="rId44">
-        <w:r>
-          <w:rPr>
-            <w:lang w:val="zh_TW" w:bidi="zh_TW"/>
-          </w:rPr>
-          <w:rPr>
-            <w:color w:val="0000EE"/>
-            <w:u w:val="single"/>
-          </w:rPr>
-          <w:t>147:17</w:t>
-        </w:r>
-      </w:hyperlink>
+      <w:r>
+        <w:rPr>
+          <w:lang w:val="zh_TW" w:bidi="zh_TW"/>
+        </w:rPr>
+        <w:t>147:17</w:t>
+      </w:r>
       <w:r>
         <w:rPr>
           <w:lang w:val="zh_TW" w:bidi="zh_TW"/>
